--- a/Factory_to_Customer_Shipping_Route_Efficiency_Analysis/Factory to Customer Shipping Route Efficiency Analysis.docx
+++ b/Factory_to_Customer_Shipping_Route_Efficiency_Analysis/Factory to Customer Shipping Route Efficiency Analysis.docx
@@ -1875,8 +1875,14 @@
           <w:ilvl w:val="0"/>
           <w:numId w:val="4"/>
         </w:numPr>
+        <w:rPr>
+          <w:strike/>
+        </w:rPr>
       </w:pPr>
       <w:r>
+        <w:rPr>
+          <w:strike/>
+        </w:rPr>
         <w:t>Validate date formats</w:t>
       </w:r>
     </w:p>
@@ -1887,8 +1893,14 @@
           <w:ilvl w:val="0"/>
           <w:numId w:val="4"/>
         </w:numPr>
+        <w:rPr>
+          <w:strike/>
+        </w:rPr>
       </w:pPr>
       <w:r>
+        <w:rPr>
+          <w:strike/>
+        </w:rPr>
         <w:t>Remove invalid or negative lead times</w:t>
       </w:r>
     </w:p>
@@ -1899,8 +1911,14 @@
           <w:ilvl w:val="0"/>
           <w:numId w:val="4"/>
         </w:numPr>
+        <w:rPr>
+          <w:strike/>
+        </w:rPr>
       </w:pPr>
       <w:r>
+        <w:rPr>
+          <w:strike/>
+        </w:rPr>
         <w:t>Handle missing shipment records</w:t>
       </w:r>
     </w:p>
@@ -1911,8 +1929,14 @@
           <w:ilvl w:val="0"/>
           <w:numId w:val="4"/>
         </w:numPr>
+        <w:rPr>
+          <w:strike/>
+        </w:rPr>
       </w:pPr>
       <w:r>
+        <w:rPr>
+          <w:strike/>
+        </w:rPr>
         <w:t>Standardize geographic fields</w:t>
       </w:r>
     </w:p>
@@ -1938,8 +1962,14 @@
           <w:ilvl w:val="0"/>
           <w:numId w:val="4"/>
         </w:numPr>
+        <w:rPr>
+          <w:strike/>
+        </w:rPr>
       </w:pPr>
       <w:r>
+        <w:rPr>
+          <w:strike/>
+        </w:rPr>
         <w:t>Calculate Shipping Lead Time (days)</w:t>
       </w:r>
     </w:p>
@@ -1950,8 +1980,14 @@
           <w:ilvl w:val="0"/>
           <w:numId w:val="4"/>
         </w:numPr>
+        <w:rPr>
+          <w:strike/>
+        </w:rPr>
       </w:pPr>
       <w:r>
+        <w:rPr>
+          <w:strike/>
+        </w:rPr>
         <w:t>Categorize routes by:</w:t>
       </w:r>
     </w:p>
@@ -1962,8 +1998,14 @@
           <w:ilvl w:val="1"/>
           <w:numId w:val="4"/>
         </w:numPr>
+        <w:rPr>
+          <w:strike/>
+        </w:rPr>
       </w:pPr>
       <w:r>
+        <w:rPr>
+          <w:strike/>
+        </w:rPr>
         <w:t>Factory → Customer Region</w:t>
       </w:r>
     </w:p>
@@ -1974,8 +2016,14 @@
           <w:ilvl w:val="1"/>
           <w:numId w:val="4"/>
         </w:numPr>
+        <w:rPr>
+          <w:strike/>
+        </w:rPr>
       </w:pPr>
       <w:r>
+        <w:rPr>
+          <w:strike/>
+        </w:rPr>
         <w:t>Factory → Customer State</w:t>
       </w:r>
     </w:p>
@@ -1986,8 +2034,14 @@
           <w:ilvl w:val="0"/>
           <w:numId w:val="4"/>
         </w:numPr>
+        <w:rPr>
+          <w:strike/>
+        </w:rPr>
       </w:pPr>
       <w:r>
+        <w:rPr>
+          <w:strike/>
+        </w:rPr>
         <w:t>Group shipments by Ship Mode</w:t>
       </w:r>
     </w:p>
@@ -2007,7 +2061,15 @@
       </w:r>
     </w:p>
     <w:p>
+      <w:pPr>
+        <w:rPr>
+          <w:strike/>
+        </w:rPr>
+      </w:pPr>
       <w:r>
+        <w:rPr>
+          <w:strike/>
+        </w:rPr>
         <w:t>Each route is defined as: Factory Location → Customer State / Region For each route:</w:t>
       </w:r>
     </w:p>
@@ -2018,8 +2080,14 @@
           <w:ilvl w:val="0"/>
           <w:numId w:val="4"/>
         </w:numPr>
+        <w:rPr>
+          <w:strike/>
+        </w:rPr>
       </w:pPr>
       <w:r>
+        <w:rPr>
+          <w:strike/>
+        </w:rPr>
         <w:t>Total shipments</w:t>
       </w:r>
     </w:p>
@@ -2030,8 +2098,14 @@
           <w:ilvl w:val="0"/>
           <w:numId w:val="4"/>
         </w:numPr>
+        <w:rPr>
+          <w:strike/>
+        </w:rPr>
       </w:pPr>
       <w:r>
+        <w:rPr>
+          <w:strike/>
+        </w:rPr>
         <w:t>Average shipping lead time</w:t>
       </w:r>
     </w:p>
@@ -2042,8 +2116,14 @@
           <w:ilvl w:val="0"/>
           <w:numId w:val="4"/>
         </w:numPr>
+        <w:rPr>
+          <w:strike/>
+        </w:rPr>
       </w:pPr>
       <w:r>
+        <w:rPr>
+          <w:strike/>
+        </w:rPr>
         <w:t>Lead time variability</w:t>
       </w:r>
     </w:p>
@@ -2069,8 +2149,132 @@
           <w:ilvl w:val="0"/>
           <w:numId w:val="4"/>
         </w:numPr>
+        <w:rPr>
+          <w:strike/>
+        </w:rPr>
       </w:pPr>
       <w:r>
+        <w:rPr>
+          <w:b/>
+          <w:bCs/>
+          <w:strike/>
+          <w:noProof/>
+        </w:rPr>
+        <mc:AlternateContent>
+          <mc:Choice Requires="wps">
+            <w:drawing>
+              <wp:anchor distT="0" distB="0" distL="114300" distR="114300" simplePos="0" relativeHeight="251659264" behindDoc="0" locked="0" layoutInCell="1" allowOverlap="1" wp14:anchorId="475EBDD5" wp14:editId="0A251E8E">
+                <wp:simplePos x="0" y="0"/>
+                <wp:positionH relativeFrom="column">
+                  <wp:posOffset>3634740</wp:posOffset>
+                </wp:positionH>
+                <wp:positionV relativeFrom="paragraph">
+                  <wp:posOffset>41910</wp:posOffset>
+                </wp:positionV>
+                <wp:extent cx="2026920" cy="670560"/>
+                <wp:effectExtent l="0" t="0" r="11430" b="15240"/>
+                <wp:wrapNone/>
+                <wp:docPr id="1" name="Text Box 1"/>
+                <wp:cNvGraphicFramePr/>
+                <a:graphic xmlns:a="http://schemas.openxmlformats.org/drawingml/2006/main">
+                  <a:graphicData uri="http://schemas.microsoft.com/office/word/2010/wordprocessingShape">
+                    <wps:wsp>
+                      <wps:cNvSpPr txBox="1"/>
+                      <wps:spPr>
+                        <a:xfrm>
+                          <a:off x="0" y="0"/>
+                          <a:ext cx="2026920" cy="670560"/>
+                        </a:xfrm>
+                        <a:prstGeom prst="rect">
+                          <a:avLst/>
+                        </a:prstGeom>
+                        <a:solidFill>
+                          <a:srgbClr val="FFC000"/>
+                        </a:solidFill>
+                        <a:ln w="6350">
+                          <a:solidFill>
+                            <a:prstClr val="black"/>
+                          </a:solidFill>
+                        </a:ln>
+                      </wps:spPr>
+                      <wps:txbx>
+                        <w:txbxContent>
+                          <w:p>
+                            <w:pPr>
+                              <w:jc w:val="both"/>
+                              <w:rPr>
+                                <w:b/>
+                                <w:bCs/>
+                                <w:lang w:val="en-US"/>
+                              </w:rPr>
+                            </w:pPr>
+                            <w:r>
+                              <w:rPr>
+                                <w:b/>
+                                <w:bCs/>
+                                <w:lang w:val="en-US"/>
+                              </w:rPr>
+                              <w:t>Tableau needed for this section</w:t>
+                            </w:r>
+                          </w:p>
+                        </w:txbxContent>
+                      </wps:txbx>
+                      <wps:bodyPr rot="0" spcFirstLastPara="0" vertOverflow="overflow" horzOverflow="overflow" vert="horz" wrap="square" lIns="91440" tIns="45720" rIns="91440" bIns="45720" numCol="1" spcCol="0" rtlCol="0" fromWordArt="0" anchor="t" anchorCtr="0" forceAA="0" compatLnSpc="1">
+                        <a:prstTxWarp prst="textNoShape">
+                          <a:avLst/>
+                        </a:prstTxWarp>
+                        <a:noAutofit/>
+                      </wps:bodyPr>
+                    </wps:wsp>
+                  </a:graphicData>
+                </a:graphic>
+                <wp14:sizeRelH relativeFrom="margin">
+                  <wp14:pctWidth>0</wp14:pctWidth>
+                </wp14:sizeRelH>
+                <wp14:sizeRelV relativeFrom="margin">
+                  <wp14:pctHeight>0</wp14:pctHeight>
+                </wp14:sizeRelV>
+              </wp:anchor>
+            </w:drawing>
+          </mc:Choice>
+          <mc:Fallback>
+            <w:pict>
+              <v:shapetype w14:anchorId="475EBDD5" id="_x0000_t202" coordsize="21600,21600" o:spt="202" path="m,l,21600r21600,l21600,xe">
+                <v:stroke joinstyle="miter"/>
+                <v:path gradientshapeok="t" o:connecttype="rect"/>
+              </v:shapetype>
+              <v:shape id="Text Box 1" o:spid="_x0000_s1026" type="#_x0000_t202" style="position:absolute;left:0;text-align:left;margin-left:286.2pt;margin-top:3.3pt;width:159.6pt;height:52.8pt;z-index:251659264;visibility:visible;mso-wrap-style:square;mso-width-percent:0;mso-height-percent:0;mso-wrap-distance-left:9pt;mso-wrap-distance-top:0;mso-wrap-distance-right:9pt;mso-wrap-distance-bottom:0;mso-position-horizontal:absolute;mso-position-horizontal-relative:text;mso-position-vertical:absolute;mso-position-vertical-relative:text;mso-width-percent:0;mso-height-percent:0;mso-width-relative:margin;mso-height-relative:margin;v-text-anchor:top" o:gfxdata="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" fillcolor="#ffc000" strokeweight=".5pt">
+                <v:textbox>
+                  <w:txbxContent>
+                    <w:p>
+                      <w:pPr>
+                        <w:jc w:val="both"/>
+                        <w:rPr>
+                          <w:b/>
+                          <w:bCs/>
+                          <w:lang w:val="en-US"/>
+                        </w:rPr>
+                      </w:pPr>
+                      <w:r>
+                        <w:rPr>
+                          <w:b/>
+                          <w:bCs/>
+                          <w:lang w:val="en-US"/>
+                        </w:rPr>
+                        <w:t>Tableau needed for this section</w:t>
+                      </w:r>
+                    </w:p>
+                  </w:txbxContent>
+                </v:textbox>
+              </v:shape>
+            </w:pict>
+          </mc:Fallback>
+        </mc:AlternateContent>
+      </w:r>
+      <w:r>
+        <w:rPr>
+          <w:strike/>
+        </w:rPr>
         <w:t>Rank routes from fastest to slowest</w:t>
       </w:r>
     </w:p>
@@ -2093,8 +2297,14 @@
           <w:ilvl w:val="1"/>
           <w:numId w:val="4"/>
         </w:numPr>
+        <w:rPr>
+          <w:strike/>
+        </w:rPr>
       </w:pPr>
       <w:r>
+        <w:rPr>
+          <w:strike/>
+        </w:rPr>
         <w:t>Top 10 most efficient routes</w:t>
       </w:r>
     </w:p>
@@ -2105,8 +2315,14 @@
           <w:ilvl w:val="1"/>
           <w:numId w:val="4"/>
         </w:numPr>
+        <w:rPr>
+          <w:strike/>
+        </w:rPr>
       </w:pPr>
       <w:r>
+        <w:rPr>
+          <w:strike/>
+        </w:rPr>
         <w:t>Bottom 10 least efficient routes</w:t>
       </w:r>
     </w:p>
@@ -2146,6 +2362,119 @@
         </w:numPr>
       </w:pPr>
       <w:r>
+        <w:rPr>
+          <w:b/>
+          <w:bCs/>
+          <w:noProof/>
+        </w:rPr>
+        <mc:AlternateContent>
+          <mc:Choice Requires="wps">
+            <w:drawing>
+              <wp:anchor distT="0" distB="0" distL="114300" distR="114300" simplePos="0" relativeHeight="251661312" behindDoc="0" locked="0" layoutInCell="1" allowOverlap="1" wp14:anchorId="5F537C50" wp14:editId="73131BB3">
+                <wp:simplePos x="0" y="0"/>
+                <wp:positionH relativeFrom="column">
+                  <wp:posOffset>4251960</wp:posOffset>
+                </wp:positionH>
+                <wp:positionV relativeFrom="paragraph">
+                  <wp:posOffset>8890</wp:posOffset>
+                </wp:positionV>
+                <wp:extent cx="2026920" cy="670560"/>
+                <wp:effectExtent l="0" t="0" r="11430" b="15240"/>
+                <wp:wrapNone/>
+                <wp:docPr id="2" name="Text Box 2"/>
+                <wp:cNvGraphicFramePr/>
+                <a:graphic xmlns:a="http://schemas.openxmlformats.org/drawingml/2006/main">
+                  <a:graphicData uri="http://schemas.microsoft.com/office/word/2010/wordprocessingShape">
+                    <wps:wsp>
+                      <wps:cNvSpPr txBox="1"/>
+                      <wps:spPr>
+                        <a:xfrm>
+                          <a:off x="0" y="0"/>
+                          <a:ext cx="2026920" cy="670560"/>
+                        </a:xfrm>
+                        <a:prstGeom prst="rect">
+                          <a:avLst/>
+                        </a:prstGeom>
+                        <a:solidFill>
+                          <a:srgbClr val="FFC000"/>
+                        </a:solidFill>
+                        <a:ln w="6350">
+                          <a:solidFill>
+                            <a:prstClr val="black"/>
+                          </a:solidFill>
+                        </a:ln>
+                      </wps:spPr>
+                      <wps:txbx>
+                        <w:txbxContent>
+                          <w:p>
+                            <w:pPr>
+                              <w:jc w:val="both"/>
+                              <w:rPr>
+                                <w:b/>
+                                <w:bCs/>
+                                <w:lang w:val="en-US"/>
+                              </w:rPr>
+                            </w:pPr>
+                            <w:r>
+                              <w:rPr>
+                                <w:b/>
+                                <w:bCs/>
+                                <w:lang w:val="en-US"/>
+                              </w:rPr>
+                              <w:t>Tableau needed for this section</w:t>
+                            </w:r>
+                          </w:p>
+                        </w:txbxContent>
+                      </wps:txbx>
+                      <wps:bodyPr rot="0" spcFirstLastPara="0" vertOverflow="overflow" horzOverflow="overflow" vert="horz" wrap="square" lIns="91440" tIns="45720" rIns="91440" bIns="45720" numCol="1" spcCol="0" rtlCol="0" fromWordArt="0" anchor="t" anchorCtr="0" forceAA="0" compatLnSpc="1">
+                        <a:prstTxWarp prst="textNoShape">
+                          <a:avLst/>
+                        </a:prstTxWarp>
+                        <a:noAutofit/>
+                      </wps:bodyPr>
+                    </wps:wsp>
+                  </a:graphicData>
+                </a:graphic>
+                <wp14:sizeRelH relativeFrom="margin">
+                  <wp14:pctWidth>0</wp14:pctWidth>
+                </wp14:sizeRelH>
+                <wp14:sizeRelV relativeFrom="margin">
+                  <wp14:pctHeight>0</wp14:pctHeight>
+                </wp14:sizeRelV>
+              </wp:anchor>
+            </w:drawing>
+          </mc:Choice>
+          <mc:Fallback>
+            <w:pict>
+              <v:shape w14:anchorId="5F537C50" id="Text Box 2" o:spid="_x0000_s1027" type="#_x0000_t202" style="position:absolute;left:0;text-align:left;margin-left:334.8pt;margin-top:.7pt;width:159.6pt;height:52.8pt;z-index:251661312;visibility:visible;mso-wrap-style:square;mso-width-percent:0;mso-height-percent:0;mso-wrap-distance-left:9pt;mso-wrap-distance-top:0;mso-wrap-distance-right:9pt;mso-wrap-distance-bottom:0;mso-position-horizontal:absolute;mso-position-horizontal-relative:text;mso-position-vertical:absolute;mso-position-vertical-relative:text;mso-width-percent:0;mso-height-percent:0;mso-width-relative:margin;mso-height-relative:margin;v-text-anchor:top" o:gfxdata="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" fillcolor="#ffc000" strokeweight=".5pt">
+                <v:textbox>
+                  <w:txbxContent>
+                    <w:p>
+                      <w:pPr>
+                        <w:jc w:val="both"/>
+                        <w:rPr>
+                          <w:b/>
+                          <w:bCs/>
+                          <w:lang w:val="en-US"/>
+                        </w:rPr>
+                      </w:pPr>
+                      <w:r>
+                        <w:rPr>
+                          <w:b/>
+                          <w:bCs/>
+                          <w:lang w:val="en-US"/>
+                        </w:rPr>
+                        <w:t>Tableau needed for this section</w:t>
+                      </w:r>
+                    </w:p>
+                  </w:txbxContent>
+                </v:textbox>
+              </v:shape>
+            </w:pict>
+          </mc:Fallback>
+        </mc:AlternateContent>
+      </w:r>
+      <w:r>
         <w:t>Identify regions with:</w:t>
       </w:r>
     </w:p>
@@ -2192,6 +2521,119 @@
           <w:bCs/>
         </w:rPr>
       </w:pPr>
+      <w:r>
+        <w:rPr>
+          <w:b/>
+          <w:bCs/>
+          <w:noProof/>
+        </w:rPr>
+        <mc:AlternateContent>
+          <mc:Choice Requires="wps">
+            <w:drawing>
+              <wp:anchor distT="0" distB="0" distL="114300" distR="114300" simplePos="0" relativeHeight="251663360" behindDoc="0" locked="0" layoutInCell="1" allowOverlap="1" wp14:anchorId="3B60C86F" wp14:editId="232B075C">
+                <wp:simplePos x="0" y="0"/>
+                <wp:positionH relativeFrom="column">
+                  <wp:posOffset>4503420</wp:posOffset>
+                </wp:positionH>
+                <wp:positionV relativeFrom="paragraph">
+                  <wp:posOffset>287655</wp:posOffset>
+                </wp:positionV>
+                <wp:extent cx="2026920" cy="670560"/>
+                <wp:effectExtent l="0" t="0" r="11430" b="15240"/>
+                <wp:wrapNone/>
+                <wp:docPr id="3" name="Text Box 3"/>
+                <wp:cNvGraphicFramePr/>
+                <a:graphic xmlns:a="http://schemas.openxmlformats.org/drawingml/2006/main">
+                  <a:graphicData uri="http://schemas.microsoft.com/office/word/2010/wordprocessingShape">
+                    <wps:wsp>
+                      <wps:cNvSpPr txBox="1"/>
+                      <wps:spPr>
+                        <a:xfrm>
+                          <a:off x="0" y="0"/>
+                          <a:ext cx="2026920" cy="670560"/>
+                        </a:xfrm>
+                        <a:prstGeom prst="rect">
+                          <a:avLst/>
+                        </a:prstGeom>
+                        <a:solidFill>
+                          <a:srgbClr val="FFC000"/>
+                        </a:solidFill>
+                        <a:ln w="6350">
+                          <a:solidFill>
+                            <a:prstClr val="black"/>
+                          </a:solidFill>
+                        </a:ln>
+                      </wps:spPr>
+                      <wps:txbx>
+                        <w:txbxContent>
+                          <w:p>
+                            <w:pPr>
+                              <w:jc w:val="both"/>
+                              <w:rPr>
+                                <w:b/>
+                                <w:bCs/>
+                                <w:lang w:val="en-US"/>
+                              </w:rPr>
+                            </w:pPr>
+                            <w:r>
+                              <w:rPr>
+                                <w:b/>
+                                <w:bCs/>
+                                <w:lang w:val="en-US"/>
+                              </w:rPr>
+                              <w:t>Tableau needed for this section</w:t>
+                            </w:r>
+                          </w:p>
+                        </w:txbxContent>
+                      </wps:txbx>
+                      <wps:bodyPr rot="0" spcFirstLastPara="0" vertOverflow="overflow" horzOverflow="overflow" vert="horz" wrap="square" lIns="91440" tIns="45720" rIns="91440" bIns="45720" numCol="1" spcCol="0" rtlCol="0" fromWordArt="0" anchor="t" anchorCtr="0" forceAA="0" compatLnSpc="1">
+                        <a:prstTxWarp prst="textNoShape">
+                          <a:avLst/>
+                        </a:prstTxWarp>
+                        <a:noAutofit/>
+                      </wps:bodyPr>
+                    </wps:wsp>
+                  </a:graphicData>
+                </a:graphic>
+                <wp14:sizeRelH relativeFrom="margin">
+                  <wp14:pctWidth>0</wp14:pctWidth>
+                </wp14:sizeRelH>
+                <wp14:sizeRelV relativeFrom="margin">
+                  <wp14:pctHeight>0</wp14:pctHeight>
+                </wp14:sizeRelV>
+              </wp:anchor>
+            </w:drawing>
+          </mc:Choice>
+          <mc:Fallback>
+            <w:pict>
+              <v:shape w14:anchorId="3B60C86F" id="Text Box 3" o:spid="_x0000_s1028" type="#_x0000_t202" style="position:absolute;margin-left:354.6pt;margin-top:22.65pt;width:159.6pt;height:52.8pt;z-index:251663360;visibility:visible;mso-wrap-style:square;mso-width-percent:0;mso-height-percent:0;mso-wrap-distance-left:9pt;mso-wrap-distance-top:0;mso-wrap-distance-right:9pt;mso-wrap-distance-bottom:0;mso-position-horizontal:absolute;mso-position-horizontal-relative:text;mso-position-vertical:absolute;mso-position-vertical-relative:text;mso-width-percent:0;mso-height-percent:0;mso-width-relative:margin;mso-height-relative:margin;v-text-anchor:top" o:gfxdata="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" fillcolor="#ffc000" strokeweight=".5pt">
+                <v:textbox>
+                  <w:txbxContent>
+                    <w:p>
+                      <w:pPr>
+                        <w:jc w:val="both"/>
+                        <w:rPr>
+                          <w:b/>
+                          <w:bCs/>
+                          <w:lang w:val="en-US"/>
+                        </w:rPr>
+                      </w:pPr>
+                      <w:r>
+                        <w:rPr>
+                          <w:b/>
+                          <w:bCs/>
+                          <w:lang w:val="en-US"/>
+                        </w:rPr>
+                        <w:t>Tableau needed for this section</w:t>
+                      </w:r>
+                    </w:p>
+                  </w:txbxContent>
+                </v:textbox>
+              </v:shape>
+            </w:pict>
+          </mc:Fallback>
+        </mc:AlternateContent>
+      </w:r>
       <w:r>
         <w:rPr>
           <w:b/>
@@ -6438,82 +6880,82 @@
       </w:rPr>
     </w:lvl>
   </w:abstractNum>
-  <w:num w:numId="1" w16cid:durableId="702943091">
+  <w:num w:numId="1" w16cid:durableId="1144614965">
     <w:abstractNumId w:val="21"/>
   </w:num>
-  <w:num w:numId="2" w16cid:durableId="1553997924">
+  <w:num w:numId="2" w16cid:durableId="1074740209">
     <w:abstractNumId w:val="10"/>
   </w:num>
-  <w:num w:numId="3" w16cid:durableId="1017077386">
+  <w:num w:numId="3" w16cid:durableId="1514370154">
     <w:abstractNumId w:val="9"/>
   </w:num>
-  <w:num w:numId="4" w16cid:durableId="711463019">
+  <w:num w:numId="4" w16cid:durableId="2072847249">
     <w:abstractNumId w:val="4"/>
   </w:num>
-  <w:num w:numId="5" w16cid:durableId="1291400716">
+  <w:num w:numId="5" w16cid:durableId="373041993">
     <w:abstractNumId w:val="8"/>
   </w:num>
-  <w:num w:numId="6" w16cid:durableId="1791237976">
+  <w:num w:numId="6" w16cid:durableId="1832023232">
     <w:abstractNumId w:val="7"/>
   </w:num>
-  <w:num w:numId="7" w16cid:durableId="1676765316">
+  <w:num w:numId="7" w16cid:durableId="453252844">
     <w:abstractNumId w:val="12"/>
   </w:num>
-  <w:num w:numId="8" w16cid:durableId="14617198">
+  <w:num w:numId="8" w16cid:durableId="621376835">
     <w:abstractNumId w:val="23"/>
   </w:num>
-  <w:num w:numId="9" w16cid:durableId="252396112">
+  <w:num w:numId="9" w16cid:durableId="942958231">
     <w:abstractNumId w:val="13"/>
   </w:num>
-  <w:num w:numId="10" w16cid:durableId="401290538">
+  <w:num w:numId="10" w16cid:durableId="418256613">
     <w:abstractNumId w:val="15"/>
   </w:num>
-  <w:num w:numId="11" w16cid:durableId="1202326075">
+  <w:num w:numId="11" w16cid:durableId="186646742">
     <w:abstractNumId w:val="16"/>
   </w:num>
-  <w:num w:numId="12" w16cid:durableId="1507134550">
+  <w:num w:numId="12" w16cid:durableId="1246379370">
     <w:abstractNumId w:val="3"/>
   </w:num>
-  <w:num w:numId="13" w16cid:durableId="62067583">
+  <w:num w:numId="13" w16cid:durableId="1355498254">
     <w:abstractNumId w:val="6"/>
   </w:num>
-  <w:num w:numId="14" w16cid:durableId="871071595">
+  <w:num w:numId="14" w16cid:durableId="1275284886">
     <w:abstractNumId w:val="25"/>
   </w:num>
-  <w:num w:numId="15" w16cid:durableId="1328558770">
+  <w:num w:numId="15" w16cid:durableId="1232738116">
     <w:abstractNumId w:val="1"/>
   </w:num>
-  <w:num w:numId="16" w16cid:durableId="1783189091">
+  <w:num w:numId="16" w16cid:durableId="699016103">
     <w:abstractNumId w:val="18"/>
   </w:num>
-  <w:num w:numId="17" w16cid:durableId="684132377">
+  <w:num w:numId="17" w16cid:durableId="2095976494">
     <w:abstractNumId w:val="20"/>
   </w:num>
-  <w:num w:numId="18" w16cid:durableId="512233704">
+  <w:num w:numId="18" w16cid:durableId="940452783">
     <w:abstractNumId w:val="14"/>
   </w:num>
-  <w:num w:numId="19" w16cid:durableId="1785226020">
+  <w:num w:numId="19" w16cid:durableId="38559117">
     <w:abstractNumId w:val="5"/>
   </w:num>
-  <w:num w:numId="20" w16cid:durableId="409472657">
+  <w:num w:numId="20" w16cid:durableId="1939866534">
     <w:abstractNumId w:val="24"/>
   </w:num>
-  <w:num w:numId="21" w16cid:durableId="1788617821">
+  <w:num w:numId="21" w16cid:durableId="1928073333">
     <w:abstractNumId w:val="11"/>
   </w:num>
-  <w:num w:numId="22" w16cid:durableId="1560242548">
+  <w:num w:numId="22" w16cid:durableId="413819193">
     <w:abstractNumId w:val="17"/>
   </w:num>
-  <w:num w:numId="23" w16cid:durableId="1823546673">
+  <w:num w:numId="23" w16cid:durableId="707070385">
     <w:abstractNumId w:val="2"/>
   </w:num>
-  <w:num w:numId="24" w16cid:durableId="861936447">
+  <w:num w:numId="24" w16cid:durableId="1731882634">
     <w:abstractNumId w:val="0"/>
   </w:num>
-  <w:num w:numId="25" w16cid:durableId="1561478173">
+  <w:num w:numId="25" w16cid:durableId="250313750">
     <w:abstractNumId w:val="19"/>
   </w:num>
-  <w:num w:numId="26" w16cid:durableId="840773570">
+  <w:num w:numId="26" w16cid:durableId="1389842023">
     <w:abstractNumId w:val="22"/>
   </w:num>
 </w:numbering>
@@ -7122,6 +7564,7 @@
   <w:style w:type="character" w:default="1" w:styleId="DefaultParagraphFont">
     <w:name w:val="Default Paragraph Font"/>
     <w:uiPriority w:val="1"/>
+    <w:semiHidden/>
     <w:unhideWhenUsed/>
   </w:style>
   <w:style w:type="table" w:default="1" w:styleId="TableNormal">

--- a/Factory_to_Customer_Shipping_Route_Efficiency_Analysis/Factory to Customer Shipping Route Efficiency Analysis.docx
+++ b/Factory_to_Customer_Shipping_Route_Efficiency_Analysis/Factory to Customer Shipping Route Efficiency Analysis.docx
@@ -2155,124 +2155,6 @@
       </w:pPr>
       <w:r>
         <w:rPr>
-          <w:b/>
-          <w:bCs/>
-          <w:strike/>
-          <w:noProof/>
-        </w:rPr>
-        <mc:AlternateContent>
-          <mc:Choice Requires="wps">
-            <w:drawing>
-              <wp:anchor distT="0" distB="0" distL="114300" distR="114300" simplePos="0" relativeHeight="251659264" behindDoc="0" locked="0" layoutInCell="1" allowOverlap="1" wp14:anchorId="475EBDD5" wp14:editId="0A251E8E">
-                <wp:simplePos x="0" y="0"/>
-                <wp:positionH relativeFrom="column">
-                  <wp:posOffset>3634740</wp:posOffset>
-                </wp:positionH>
-                <wp:positionV relativeFrom="paragraph">
-                  <wp:posOffset>41910</wp:posOffset>
-                </wp:positionV>
-                <wp:extent cx="2026920" cy="670560"/>
-                <wp:effectExtent l="0" t="0" r="11430" b="15240"/>
-                <wp:wrapNone/>
-                <wp:docPr id="1" name="Text Box 1"/>
-                <wp:cNvGraphicFramePr/>
-                <a:graphic xmlns:a="http://schemas.openxmlformats.org/drawingml/2006/main">
-                  <a:graphicData uri="http://schemas.microsoft.com/office/word/2010/wordprocessingShape">
-                    <wps:wsp>
-                      <wps:cNvSpPr txBox="1"/>
-                      <wps:spPr>
-                        <a:xfrm>
-                          <a:off x="0" y="0"/>
-                          <a:ext cx="2026920" cy="670560"/>
-                        </a:xfrm>
-                        <a:prstGeom prst="rect">
-                          <a:avLst/>
-                        </a:prstGeom>
-                        <a:solidFill>
-                          <a:srgbClr val="FFC000"/>
-                        </a:solidFill>
-                        <a:ln w="6350">
-                          <a:solidFill>
-                            <a:prstClr val="black"/>
-                          </a:solidFill>
-                        </a:ln>
-                      </wps:spPr>
-                      <wps:txbx>
-                        <w:txbxContent>
-                          <w:p>
-                            <w:pPr>
-                              <w:jc w:val="both"/>
-                              <w:rPr>
-                                <w:b/>
-                                <w:bCs/>
-                                <w:lang w:val="en-US"/>
-                              </w:rPr>
-                            </w:pPr>
-                            <w:r>
-                              <w:rPr>
-                                <w:b/>
-                                <w:bCs/>
-                                <w:lang w:val="en-US"/>
-                              </w:rPr>
-                              <w:t>Tableau needed for this section</w:t>
-                            </w:r>
-                          </w:p>
-                        </w:txbxContent>
-                      </wps:txbx>
-                      <wps:bodyPr rot="0" spcFirstLastPara="0" vertOverflow="overflow" horzOverflow="overflow" vert="horz" wrap="square" lIns="91440" tIns="45720" rIns="91440" bIns="45720" numCol="1" spcCol="0" rtlCol="0" fromWordArt="0" anchor="t" anchorCtr="0" forceAA="0" compatLnSpc="1">
-                        <a:prstTxWarp prst="textNoShape">
-                          <a:avLst/>
-                        </a:prstTxWarp>
-                        <a:noAutofit/>
-                      </wps:bodyPr>
-                    </wps:wsp>
-                  </a:graphicData>
-                </a:graphic>
-                <wp14:sizeRelH relativeFrom="margin">
-                  <wp14:pctWidth>0</wp14:pctWidth>
-                </wp14:sizeRelH>
-                <wp14:sizeRelV relativeFrom="margin">
-                  <wp14:pctHeight>0</wp14:pctHeight>
-                </wp14:sizeRelV>
-              </wp:anchor>
-            </w:drawing>
-          </mc:Choice>
-          <mc:Fallback>
-            <w:pict>
-              <v:shapetype w14:anchorId="475EBDD5" id="_x0000_t202" coordsize="21600,21600" o:spt="202" path="m,l,21600r21600,l21600,xe">
-                <v:stroke joinstyle="miter"/>
-                <v:path gradientshapeok="t" o:connecttype="rect"/>
-              </v:shapetype>
-              <v:shape id="Text Box 1" o:spid="_x0000_s1026" type="#_x0000_t202" style="position:absolute;left:0;text-align:left;margin-left:286.2pt;margin-top:3.3pt;width:159.6pt;height:52.8pt;z-index:251659264;visibility:visible;mso-wrap-style:square;mso-width-percent:0;mso-height-percent:0;mso-wrap-distance-left:9pt;mso-wrap-distance-top:0;mso-wrap-distance-right:9pt;mso-wrap-distance-bottom:0;mso-position-horizontal:absolute;mso-position-horizontal-relative:text;mso-position-vertical:absolute;mso-position-vertical-relative:text;mso-width-percent:0;mso-height-percent:0;mso-width-relative:margin;mso-height-relative:margin;v-text-anchor:top" o:gfxdata="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" fillcolor="#ffc000" strokeweight=".5pt">
-                <v:textbox>
-                  <w:txbxContent>
-                    <w:p>
-                      <w:pPr>
-                        <w:jc w:val="both"/>
-                        <w:rPr>
-                          <w:b/>
-                          <w:bCs/>
-                          <w:lang w:val="en-US"/>
-                        </w:rPr>
-                      </w:pPr>
-                      <w:r>
-                        <w:rPr>
-                          <w:b/>
-                          <w:bCs/>
-                          <w:lang w:val="en-US"/>
-                        </w:rPr>
-                        <w:t>Tableau needed for this section</w:t>
-                      </w:r>
-                    </w:p>
-                  </w:txbxContent>
-                </v:textbox>
-              </v:shape>
-            </w:pict>
-          </mc:Fallback>
-        </mc:AlternateContent>
-      </w:r>
-      <w:r>
-        <w:rPr>
           <w:strike/>
         </w:rPr>
         <w:t>Rank routes from fastest to slowest</w:t>
@@ -2333,8 +2215,14 @@
           <w:ilvl w:val="0"/>
           <w:numId w:val="4"/>
         </w:numPr>
+        <w:rPr>
+          <w:strike/>
+        </w:rPr>
       </w:pPr>
       <w:r>
+        <w:rPr>
+          <w:strike/>
+        </w:rPr>
         <w:t>Compare performance across ship modes</w:t>
       </w:r>
     </w:p>
@@ -2363,119 +2251,12 @@
       </w:pPr>
       <w:r>
         <w:rPr>
-          <w:b/>
-          <w:bCs/>
-          <w:noProof/>
+          <w:strike/>
         </w:rPr>
-        <mc:AlternateContent>
-          <mc:Choice Requires="wps">
-            <w:drawing>
-              <wp:anchor distT="0" distB="0" distL="114300" distR="114300" simplePos="0" relativeHeight="251661312" behindDoc="0" locked="0" layoutInCell="1" allowOverlap="1" wp14:anchorId="5F537C50" wp14:editId="73131BB3">
-                <wp:simplePos x="0" y="0"/>
-                <wp:positionH relativeFrom="column">
-                  <wp:posOffset>4251960</wp:posOffset>
-                </wp:positionH>
-                <wp:positionV relativeFrom="paragraph">
-                  <wp:posOffset>8890</wp:posOffset>
-                </wp:positionV>
-                <wp:extent cx="2026920" cy="670560"/>
-                <wp:effectExtent l="0" t="0" r="11430" b="15240"/>
-                <wp:wrapNone/>
-                <wp:docPr id="2" name="Text Box 2"/>
-                <wp:cNvGraphicFramePr/>
-                <a:graphic xmlns:a="http://schemas.openxmlformats.org/drawingml/2006/main">
-                  <a:graphicData uri="http://schemas.microsoft.com/office/word/2010/wordprocessingShape">
-                    <wps:wsp>
-                      <wps:cNvSpPr txBox="1"/>
-                      <wps:spPr>
-                        <a:xfrm>
-                          <a:off x="0" y="0"/>
-                          <a:ext cx="2026920" cy="670560"/>
-                        </a:xfrm>
-                        <a:prstGeom prst="rect">
-                          <a:avLst/>
-                        </a:prstGeom>
-                        <a:solidFill>
-                          <a:srgbClr val="FFC000"/>
-                        </a:solidFill>
-                        <a:ln w="6350">
-                          <a:solidFill>
-                            <a:prstClr val="black"/>
-                          </a:solidFill>
-                        </a:ln>
-                      </wps:spPr>
-                      <wps:txbx>
-                        <w:txbxContent>
-                          <w:p>
-                            <w:pPr>
-                              <w:jc w:val="both"/>
-                              <w:rPr>
-                                <w:b/>
-                                <w:bCs/>
-                                <w:lang w:val="en-US"/>
-                              </w:rPr>
-                            </w:pPr>
-                            <w:r>
-                              <w:rPr>
-                                <w:b/>
-                                <w:bCs/>
-                                <w:lang w:val="en-US"/>
-                              </w:rPr>
-                              <w:t>Tableau needed for this section</w:t>
-                            </w:r>
-                          </w:p>
-                        </w:txbxContent>
-                      </wps:txbx>
-                      <wps:bodyPr rot="0" spcFirstLastPara="0" vertOverflow="overflow" horzOverflow="overflow" vert="horz" wrap="square" lIns="91440" tIns="45720" rIns="91440" bIns="45720" numCol="1" spcCol="0" rtlCol="0" fromWordArt="0" anchor="t" anchorCtr="0" forceAA="0" compatLnSpc="1">
-                        <a:prstTxWarp prst="textNoShape">
-                          <a:avLst/>
-                        </a:prstTxWarp>
-                        <a:noAutofit/>
-                      </wps:bodyPr>
-                    </wps:wsp>
-                  </a:graphicData>
-                </a:graphic>
-                <wp14:sizeRelH relativeFrom="margin">
-                  <wp14:pctWidth>0</wp14:pctWidth>
-                </wp14:sizeRelH>
-                <wp14:sizeRelV relativeFrom="margin">
-                  <wp14:pctHeight>0</wp14:pctHeight>
-                </wp14:sizeRelV>
-              </wp:anchor>
-            </w:drawing>
-          </mc:Choice>
-          <mc:Fallback>
-            <w:pict>
-              <v:shape w14:anchorId="5F537C50" id="Text Box 2" o:spid="_x0000_s1027" type="#_x0000_t202" style="position:absolute;left:0;text-align:left;margin-left:334.8pt;margin-top:.7pt;width:159.6pt;height:52.8pt;z-index:251661312;visibility:visible;mso-wrap-style:square;mso-width-percent:0;mso-height-percent:0;mso-wrap-distance-left:9pt;mso-wrap-distance-top:0;mso-wrap-distance-right:9pt;mso-wrap-distance-bottom:0;mso-position-horizontal:absolute;mso-position-horizontal-relative:text;mso-position-vertical:absolute;mso-position-vertical-relative:text;mso-width-percent:0;mso-height-percent:0;mso-width-relative:margin;mso-height-relative:margin;v-text-anchor:top" o:gfxdata="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" fillcolor="#ffc000" strokeweight=".5pt">
-                <v:textbox>
-                  <w:txbxContent>
-                    <w:p>
-                      <w:pPr>
-                        <w:jc w:val="both"/>
-                        <w:rPr>
-                          <w:b/>
-                          <w:bCs/>
-                          <w:lang w:val="en-US"/>
-                        </w:rPr>
-                      </w:pPr>
-                      <w:r>
-                        <w:rPr>
-                          <w:b/>
-                          <w:bCs/>
-                          <w:lang w:val="en-US"/>
-                        </w:rPr>
-                        <w:t>Tableau needed for this section</w:t>
-                      </w:r>
-                    </w:p>
-                  </w:txbxContent>
-                </v:textbox>
-              </v:shape>
-            </w:pict>
-          </mc:Fallback>
-        </mc:AlternateContent>
+        <w:t>Identify regions with</w:t>
       </w:r>
       <w:r>
-        <w:t>Identify regions with:</w:t>
+        <w:t>:</w:t>
       </w:r>
     </w:p>
     <w:p>
@@ -2485,8 +2266,14 @@
           <w:ilvl w:val="1"/>
           <w:numId w:val="4"/>
         </w:numPr>
+        <w:rPr>
+          <w:strike/>
+        </w:rPr>
       </w:pPr>
       <w:r>
+        <w:rPr>
+          <w:strike/>
+        </w:rPr>
         <w:t>High average lead time</w:t>
       </w:r>
     </w:p>
@@ -2497,8 +2284,14 @@
           <w:ilvl w:val="1"/>
           <w:numId w:val="4"/>
         </w:numPr>
+        <w:rPr>
+          <w:strike/>
+        </w:rPr>
       </w:pPr>
       <w:r>
+        <w:rPr>
+          <w:strike/>
+        </w:rPr>
         <w:t>High shipment volume + poor performance</w:t>
       </w:r>
     </w:p>
@@ -2509,8 +2302,14 @@
           <w:ilvl w:val="0"/>
           <w:numId w:val="4"/>
         </w:numPr>
+        <w:rPr>
+          <w:strike/>
+        </w:rPr>
       </w:pPr>
       <w:r>
+        <w:rPr>
+          <w:strike/>
+        </w:rPr>
         <w:t>Detect congestion-prone states or regions</w:t>
       </w:r>
     </w:p>
@@ -2521,119 +2320,6 @@
           <w:bCs/>
         </w:rPr>
       </w:pPr>
-      <w:r>
-        <w:rPr>
-          <w:b/>
-          <w:bCs/>
-          <w:noProof/>
-        </w:rPr>
-        <mc:AlternateContent>
-          <mc:Choice Requires="wps">
-            <w:drawing>
-              <wp:anchor distT="0" distB="0" distL="114300" distR="114300" simplePos="0" relativeHeight="251663360" behindDoc="0" locked="0" layoutInCell="1" allowOverlap="1" wp14:anchorId="3B60C86F" wp14:editId="232B075C">
-                <wp:simplePos x="0" y="0"/>
-                <wp:positionH relativeFrom="column">
-                  <wp:posOffset>4503420</wp:posOffset>
-                </wp:positionH>
-                <wp:positionV relativeFrom="paragraph">
-                  <wp:posOffset>287655</wp:posOffset>
-                </wp:positionV>
-                <wp:extent cx="2026920" cy="670560"/>
-                <wp:effectExtent l="0" t="0" r="11430" b="15240"/>
-                <wp:wrapNone/>
-                <wp:docPr id="3" name="Text Box 3"/>
-                <wp:cNvGraphicFramePr/>
-                <a:graphic xmlns:a="http://schemas.openxmlformats.org/drawingml/2006/main">
-                  <a:graphicData uri="http://schemas.microsoft.com/office/word/2010/wordprocessingShape">
-                    <wps:wsp>
-                      <wps:cNvSpPr txBox="1"/>
-                      <wps:spPr>
-                        <a:xfrm>
-                          <a:off x="0" y="0"/>
-                          <a:ext cx="2026920" cy="670560"/>
-                        </a:xfrm>
-                        <a:prstGeom prst="rect">
-                          <a:avLst/>
-                        </a:prstGeom>
-                        <a:solidFill>
-                          <a:srgbClr val="FFC000"/>
-                        </a:solidFill>
-                        <a:ln w="6350">
-                          <a:solidFill>
-                            <a:prstClr val="black"/>
-                          </a:solidFill>
-                        </a:ln>
-                      </wps:spPr>
-                      <wps:txbx>
-                        <w:txbxContent>
-                          <w:p>
-                            <w:pPr>
-                              <w:jc w:val="both"/>
-                              <w:rPr>
-                                <w:b/>
-                                <w:bCs/>
-                                <w:lang w:val="en-US"/>
-                              </w:rPr>
-                            </w:pPr>
-                            <w:r>
-                              <w:rPr>
-                                <w:b/>
-                                <w:bCs/>
-                                <w:lang w:val="en-US"/>
-                              </w:rPr>
-                              <w:t>Tableau needed for this section</w:t>
-                            </w:r>
-                          </w:p>
-                        </w:txbxContent>
-                      </wps:txbx>
-                      <wps:bodyPr rot="0" spcFirstLastPara="0" vertOverflow="overflow" horzOverflow="overflow" vert="horz" wrap="square" lIns="91440" tIns="45720" rIns="91440" bIns="45720" numCol="1" spcCol="0" rtlCol="0" fromWordArt="0" anchor="t" anchorCtr="0" forceAA="0" compatLnSpc="1">
-                        <a:prstTxWarp prst="textNoShape">
-                          <a:avLst/>
-                        </a:prstTxWarp>
-                        <a:noAutofit/>
-                      </wps:bodyPr>
-                    </wps:wsp>
-                  </a:graphicData>
-                </a:graphic>
-                <wp14:sizeRelH relativeFrom="margin">
-                  <wp14:pctWidth>0</wp14:pctWidth>
-                </wp14:sizeRelH>
-                <wp14:sizeRelV relativeFrom="margin">
-                  <wp14:pctHeight>0</wp14:pctHeight>
-                </wp14:sizeRelV>
-              </wp:anchor>
-            </w:drawing>
-          </mc:Choice>
-          <mc:Fallback>
-            <w:pict>
-              <v:shape w14:anchorId="3B60C86F" id="Text Box 3" o:spid="_x0000_s1028" type="#_x0000_t202" style="position:absolute;margin-left:354.6pt;margin-top:22.65pt;width:159.6pt;height:52.8pt;z-index:251663360;visibility:visible;mso-wrap-style:square;mso-width-percent:0;mso-height-percent:0;mso-wrap-distance-left:9pt;mso-wrap-distance-top:0;mso-wrap-distance-right:9pt;mso-wrap-distance-bottom:0;mso-position-horizontal:absolute;mso-position-horizontal-relative:text;mso-position-vertical:absolute;mso-position-vertical-relative:text;mso-width-percent:0;mso-height-percent:0;mso-width-relative:margin;mso-height-relative:margin;v-text-anchor:top" o:gfxdata="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" fillcolor="#ffc000" strokeweight=".5pt">
-                <v:textbox>
-                  <w:txbxContent>
-                    <w:p>
-                      <w:pPr>
-                        <w:jc w:val="both"/>
-                        <w:rPr>
-                          <w:b/>
-                          <w:bCs/>
-                          <w:lang w:val="en-US"/>
-                        </w:rPr>
-                      </w:pPr>
-                      <w:r>
-                        <w:rPr>
-                          <w:b/>
-                          <w:bCs/>
-                          <w:lang w:val="en-US"/>
-                        </w:rPr>
-                        <w:t>Tableau needed for this section</w:t>
-                      </w:r>
-                    </w:p>
-                  </w:txbxContent>
-                </v:textbox>
-              </v:shape>
-            </w:pict>
-          </mc:Fallback>
-        </mc:AlternateContent>
-      </w:r>
       <w:r>
         <w:rPr>
           <w:b/>
@@ -2649,8 +2335,14 @@
           <w:ilvl w:val="0"/>
           <w:numId w:val="4"/>
         </w:numPr>
+        <w:rPr>
+          <w:strike/>
+        </w:rPr>
       </w:pPr>
       <w:r>
+        <w:rPr>
+          <w:strike/>
+        </w:rPr>
         <w:t>Compare shipping efficiency by:</w:t>
       </w:r>
     </w:p>
@@ -2661,8 +2353,14 @@
           <w:ilvl w:val="1"/>
           <w:numId w:val="4"/>
         </w:numPr>
+        <w:rPr>
+          <w:strike/>
+        </w:rPr>
       </w:pPr>
       <w:r>
+        <w:rPr>
+          <w:strike/>
+        </w:rPr>
         <w:t>Standard shipping</w:t>
       </w:r>
     </w:p>
@@ -2673,8 +2371,14 @@
           <w:ilvl w:val="1"/>
           <w:numId w:val="4"/>
         </w:numPr>
+        <w:rPr>
+          <w:strike/>
+        </w:rPr>
       </w:pPr>
       <w:r>
+        <w:rPr>
+          <w:strike/>
+        </w:rPr>
         <w:t>Expedited shipping</w:t>
       </w:r>
     </w:p>

--- a/Factory_to_Customer_Shipping_Route_Efficiency_Analysis/Factory to Customer Shipping Route Efficiency Analysis.docx
+++ b/Factory_to_Customer_Shipping_Route_Efficiency_Analysis/Factory to Customer Shipping Route Efficiency Analysis.docx
@@ -1,6 +1,6 @@
 
 <file path=word/document.xml><?xml version="1.0" encoding="utf-8"?>
-<w:document xmlns:wpc="http://schemas.microsoft.com/office/word/2010/wordprocessingCanvas" xmlns:cx="http://schemas.microsoft.com/office/drawing/2014/chartex" xmlns:cx1="http://schemas.microsoft.com/office/drawing/2015/9/8/chartex" xmlns:cx2="http://schemas.microsoft.com/office/drawing/2015/10/21/chartex" xmlns:cx3="http://schemas.microsoft.com/office/drawing/2016/5/9/chartex" xmlns:cx4="http://schemas.microsoft.com/office/drawing/2016/5/10/chartex" xmlns:cx5="http://schemas.microsoft.com/office/drawing/2016/5/11/chartex" xmlns:cx6="http://schemas.microsoft.com/office/drawing/2016/5/12/chartex" xmlns:cx7="http://schemas.microsoft.com/office/drawing/2016/5/13/chartex" xmlns:cx8="http://schemas.microsoft.com/office/drawing/2016/5/14/chartex" xmlns:mc="http://schemas.openxmlformats.org/markup-compatibility/2006" xmlns:aink="http://schemas.microsoft.com/office/drawing/2016/ink" xmlns:am3d="http://schemas.microsoft.com/office/drawing/2017/model3d" xmlns:o="urn:schemas-microsoft-com:office:office" xmlns:oel="http://schemas.microsoft.com/office/2019/extlst" xmlns:r="http://schemas.openxmlformats.org/officeDocument/2006/relationships" xmlns:m="http://schemas.openxmlformats.org/officeDocument/2006/math" xmlns:v="urn:schemas-microsoft-com:vml" xmlns:wp14="http://schemas.microsoft.com/office/word/2010/wordprocessingDrawing" xmlns:wp="http://schemas.openxmlformats.org/drawingml/2006/wordprocessingDrawing" xmlns:w10="urn:schemas-microsoft-com:office:word" xmlns:w="http://schemas.openxmlformats.org/wordprocessingml/2006/main" xmlns:w14="http://schemas.microsoft.com/office/word/2010/wordml" xmlns:w15="http://schemas.microsoft.com/office/word/2012/wordml" xmlns:w16cex="http://schemas.microsoft.com/office/word/2018/wordml/cex" xmlns:w16cid="http://schemas.microsoft.com/office/word/2016/wordml/cid" xmlns:w16="http://schemas.microsoft.com/office/word/2018/wordml" xmlns:w16sdtdh="http://schemas.microsoft.com/office/word/2020/wordml/sdtdatahash" xmlns:w16se="http://schemas.microsoft.com/office/word/2015/wordml/symex" xmlns:wpg="http://schemas.microsoft.com/office/word/2010/wordprocessingGroup" xmlns:wpi="http://schemas.microsoft.com/office/word/2010/wordprocessingInk" xmlns:wne="http://schemas.microsoft.com/office/word/2006/wordml" xmlns:wps="http://schemas.microsoft.com/office/word/2010/wordprocessingShape" mc:Ignorable="w14 w15 w16se w16cid w16 w16cex w16sdtdh wp14">
+<w:document xmlns:wpc="http://schemas.microsoft.com/office/word/2010/wordprocessingCanvas" xmlns:cx="http://schemas.microsoft.com/office/drawing/2014/chartex" xmlns:cx1="http://schemas.microsoft.com/office/drawing/2015/9/8/chartex" xmlns:cx2="http://schemas.microsoft.com/office/drawing/2015/10/21/chartex" xmlns:cx3="http://schemas.microsoft.com/office/drawing/2016/5/9/chartex" xmlns:cx4="http://schemas.microsoft.com/office/drawing/2016/5/10/chartex" xmlns:cx5="http://schemas.microsoft.com/office/drawing/2016/5/11/chartex" xmlns:cx6="http://schemas.microsoft.com/office/drawing/2016/5/12/chartex" xmlns:cx7="http://schemas.microsoft.com/office/drawing/2016/5/13/chartex" xmlns:cx8="http://schemas.microsoft.com/office/drawing/2016/5/14/chartex" xmlns:mc="http://schemas.openxmlformats.org/markup-compatibility/2006" xmlns:aink="http://schemas.microsoft.com/office/drawing/2016/ink" xmlns:am3d="http://schemas.microsoft.com/office/drawing/2017/model3d" xmlns:o="urn:schemas-microsoft-com:office:office" xmlns:r="http://schemas.openxmlformats.org/officeDocument/2006/relationships" xmlns:m="http://schemas.openxmlformats.org/officeDocument/2006/math" xmlns:v="urn:schemas-microsoft-com:vml" xmlns:wp14="http://schemas.microsoft.com/office/word/2010/wordprocessingDrawing" xmlns:wp="http://schemas.openxmlformats.org/drawingml/2006/wordprocessingDrawing" xmlns:w10="urn:schemas-microsoft-com:office:word" xmlns:w="http://schemas.openxmlformats.org/wordprocessingml/2006/main" xmlns:w14="http://schemas.microsoft.com/office/word/2010/wordml" xmlns:w15="http://schemas.microsoft.com/office/word/2012/wordml" xmlns:w16cex="http://schemas.microsoft.com/office/word/2018/wordml/cex" xmlns:w16cid="http://schemas.microsoft.com/office/word/2016/wordml/cid" xmlns:w16="http://schemas.microsoft.com/office/word/2018/wordml" xmlns:w16sdtdh="http://schemas.microsoft.com/office/word/2020/wordml/sdtdatahash" xmlns:w16se="http://schemas.microsoft.com/office/word/2015/wordml/symex" xmlns:wpg="http://schemas.microsoft.com/office/word/2010/wordprocessingGroup" xmlns:wpi="http://schemas.microsoft.com/office/word/2010/wordprocessingInk" xmlns:wne="http://schemas.microsoft.com/office/word/2006/wordml" xmlns:wps="http://schemas.microsoft.com/office/word/2010/wordprocessingShape" mc:Ignorable="w14 w15 w16se w16cid w16 w16cex w16sdtdh wp14">
   <w:body>
     <w:p>
       <w:pPr>
@@ -2389,8 +2389,14 @@
           <w:ilvl w:val="0"/>
           <w:numId w:val="4"/>
         </w:numPr>
+        <w:rPr>
+          <w:strike/>
+        </w:rPr>
       </w:pPr>
       <w:r>
+        <w:rPr>
+          <w:strike/>
+        </w:rPr>
         <w:t>Evaluate cost-time tradeoffs (descriptive)</w:t>
       </w:r>
     </w:p>
@@ -3258,7 +3264,7 @@
 </file>
 
 <file path=word/numbering.xml><?xml version="1.0" encoding="utf-8"?>
-<w:numbering xmlns:wpc="http://schemas.microsoft.com/office/word/2010/wordprocessingCanvas" xmlns:cx="http://schemas.microsoft.com/office/drawing/2014/chartex" xmlns:cx1="http://schemas.microsoft.com/office/drawing/2015/9/8/chartex" xmlns:cx2="http://schemas.microsoft.com/office/drawing/2015/10/21/chartex" xmlns:cx3="http://schemas.microsoft.com/office/drawing/2016/5/9/chartex" xmlns:cx4="http://schemas.microsoft.com/office/drawing/2016/5/10/chartex" xmlns:cx5="http://schemas.microsoft.com/office/drawing/2016/5/11/chartex" xmlns:cx6="http://schemas.microsoft.com/office/drawing/2016/5/12/chartex" xmlns:cx7="http://schemas.microsoft.com/office/drawing/2016/5/13/chartex" xmlns:cx8="http://schemas.microsoft.com/office/drawing/2016/5/14/chartex" xmlns:mc="http://schemas.openxmlformats.org/markup-compatibility/2006" xmlns:aink="http://schemas.microsoft.com/office/drawing/2016/ink" xmlns:am3d="http://schemas.microsoft.com/office/drawing/2017/model3d" xmlns:o="urn:schemas-microsoft-com:office:office" xmlns:oel="http://schemas.microsoft.com/office/2019/extlst" xmlns:r="http://schemas.openxmlformats.org/officeDocument/2006/relationships" xmlns:m="http://schemas.openxmlformats.org/officeDocument/2006/math" xmlns:v="urn:schemas-microsoft-com:vml" xmlns:wp14="http://schemas.microsoft.com/office/word/2010/wordprocessingDrawing" xmlns:wp="http://schemas.openxmlformats.org/drawingml/2006/wordprocessingDrawing" xmlns:w10="urn:schemas-microsoft-com:office:word" xmlns:w="http://schemas.openxmlformats.org/wordprocessingml/2006/main" xmlns:w14="http://schemas.microsoft.com/office/word/2010/wordml" xmlns:w15="http://schemas.microsoft.com/office/word/2012/wordml" xmlns:w16cex="http://schemas.microsoft.com/office/word/2018/wordml/cex" xmlns:w16cid="http://schemas.microsoft.com/office/word/2016/wordml/cid" xmlns:w16="http://schemas.microsoft.com/office/word/2018/wordml" xmlns:w16sdtdh="http://schemas.microsoft.com/office/word/2020/wordml/sdtdatahash" xmlns:w16se="http://schemas.microsoft.com/office/word/2015/wordml/symex" xmlns:wpg="http://schemas.microsoft.com/office/word/2010/wordprocessingGroup" xmlns:wpi="http://schemas.microsoft.com/office/word/2010/wordprocessingInk" xmlns:wne="http://schemas.microsoft.com/office/word/2006/wordml" xmlns:wps="http://schemas.microsoft.com/office/word/2010/wordprocessingShape" mc:Ignorable="w14 w15 w16se w16cid w16 w16cex w16sdtdh wp14">
+<w:numbering xmlns:wpc="http://schemas.microsoft.com/office/word/2010/wordprocessingCanvas" xmlns:cx="http://schemas.microsoft.com/office/drawing/2014/chartex" xmlns:cx1="http://schemas.microsoft.com/office/drawing/2015/9/8/chartex" xmlns:cx2="http://schemas.microsoft.com/office/drawing/2015/10/21/chartex" xmlns:cx3="http://schemas.microsoft.com/office/drawing/2016/5/9/chartex" xmlns:cx4="http://schemas.microsoft.com/office/drawing/2016/5/10/chartex" xmlns:cx5="http://schemas.microsoft.com/office/drawing/2016/5/11/chartex" xmlns:cx6="http://schemas.microsoft.com/office/drawing/2016/5/12/chartex" xmlns:cx7="http://schemas.microsoft.com/office/drawing/2016/5/13/chartex" xmlns:cx8="http://schemas.microsoft.com/office/drawing/2016/5/14/chartex" xmlns:mc="http://schemas.openxmlformats.org/markup-compatibility/2006" xmlns:aink="http://schemas.microsoft.com/office/drawing/2016/ink" xmlns:am3d="http://schemas.microsoft.com/office/drawing/2017/model3d" xmlns:o="urn:schemas-microsoft-com:office:office" xmlns:r="http://schemas.openxmlformats.org/officeDocument/2006/relationships" xmlns:m="http://schemas.openxmlformats.org/officeDocument/2006/math" xmlns:v="urn:schemas-microsoft-com:vml" xmlns:wp14="http://schemas.microsoft.com/office/word/2010/wordprocessingDrawing" xmlns:wp="http://schemas.openxmlformats.org/drawingml/2006/wordprocessingDrawing" xmlns:w10="urn:schemas-microsoft-com:office:word" xmlns:w="http://schemas.openxmlformats.org/wordprocessingml/2006/main" xmlns:w14="http://schemas.microsoft.com/office/word/2010/wordml" xmlns:w15="http://schemas.microsoft.com/office/word/2012/wordml" xmlns:w16cex="http://schemas.microsoft.com/office/word/2018/wordml/cex" xmlns:w16cid="http://schemas.microsoft.com/office/word/2016/wordml/cid" xmlns:w16="http://schemas.microsoft.com/office/word/2018/wordml" xmlns:w16sdtdh="http://schemas.microsoft.com/office/word/2020/wordml/sdtdatahash" xmlns:w16se="http://schemas.microsoft.com/office/word/2015/wordml/symex" xmlns:wpg="http://schemas.microsoft.com/office/word/2010/wordprocessingGroup" xmlns:wpi="http://schemas.microsoft.com/office/word/2010/wordprocessingInk" xmlns:wne="http://schemas.microsoft.com/office/word/2006/wordml" xmlns:wps="http://schemas.microsoft.com/office/word/2010/wordprocessingShape" mc:Ignorable="w14 w15 w16se w16cid w16 w16cex w16sdtdh wp14">
   <w:abstractNum w:abstractNumId="0" w15:restartNumberingAfterBreak="0">
     <w:nsid w:val="02547EDF"/>
     <w:multiLevelType w:val="hybridMultilevel"/>
@@ -6584,82 +6590,82 @@
       </w:rPr>
     </w:lvl>
   </w:abstractNum>
-  <w:num w:numId="1" w16cid:durableId="1144614965">
+  <w:num w:numId="1">
     <w:abstractNumId w:val="21"/>
   </w:num>
-  <w:num w:numId="2" w16cid:durableId="1074740209">
+  <w:num w:numId="2">
     <w:abstractNumId w:val="10"/>
   </w:num>
-  <w:num w:numId="3" w16cid:durableId="1514370154">
+  <w:num w:numId="3">
     <w:abstractNumId w:val="9"/>
   </w:num>
-  <w:num w:numId="4" w16cid:durableId="2072847249">
+  <w:num w:numId="4">
     <w:abstractNumId w:val="4"/>
   </w:num>
-  <w:num w:numId="5" w16cid:durableId="373041993">
+  <w:num w:numId="5">
     <w:abstractNumId w:val="8"/>
   </w:num>
-  <w:num w:numId="6" w16cid:durableId="1832023232">
+  <w:num w:numId="6">
     <w:abstractNumId w:val="7"/>
   </w:num>
-  <w:num w:numId="7" w16cid:durableId="453252844">
+  <w:num w:numId="7">
     <w:abstractNumId w:val="12"/>
   </w:num>
-  <w:num w:numId="8" w16cid:durableId="621376835">
+  <w:num w:numId="8">
     <w:abstractNumId w:val="23"/>
   </w:num>
-  <w:num w:numId="9" w16cid:durableId="942958231">
+  <w:num w:numId="9">
     <w:abstractNumId w:val="13"/>
   </w:num>
-  <w:num w:numId="10" w16cid:durableId="418256613">
+  <w:num w:numId="10">
     <w:abstractNumId w:val="15"/>
   </w:num>
-  <w:num w:numId="11" w16cid:durableId="186646742">
+  <w:num w:numId="11">
     <w:abstractNumId w:val="16"/>
   </w:num>
-  <w:num w:numId="12" w16cid:durableId="1246379370">
+  <w:num w:numId="12">
     <w:abstractNumId w:val="3"/>
   </w:num>
-  <w:num w:numId="13" w16cid:durableId="1355498254">
+  <w:num w:numId="13">
     <w:abstractNumId w:val="6"/>
   </w:num>
-  <w:num w:numId="14" w16cid:durableId="1275284886">
+  <w:num w:numId="14">
     <w:abstractNumId w:val="25"/>
   </w:num>
-  <w:num w:numId="15" w16cid:durableId="1232738116">
+  <w:num w:numId="15">
     <w:abstractNumId w:val="1"/>
   </w:num>
-  <w:num w:numId="16" w16cid:durableId="699016103">
+  <w:num w:numId="16">
     <w:abstractNumId w:val="18"/>
   </w:num>
-  <w:num w:numId="17" w16cid:durableId="2095976494">
+  <w:num w:numId="17">
     <w:abstractNumId w:val="20"/>
   </w:num>
-  <w:num w:numId="18" w16cid:durableId="940452783">
+  <w:num w:numId="18">
     <w:abstractNumId w:val="14"/>
   </w:num>
-  <w:num w:numId="19" w16cid:durableId="38559117">
+  <w:num w:numId="19">
     <w:abstractNumId w:val="5"/>
   </w:num>
-  <w:num w:numId="20" w16cid:durableId="1939866534">
+  <w:num w:numId="20">
     <w:abstractNumId w:val="24"/>
   </w:num>
-  <w:num w:numId="21" w16cid:durableId="1928073333">
+  <w:num w:numId="21">
     <w:abstractNumId w:val="11"/>
   </w:num>
-  <w:num w:numId="22" w16cid:durableId="413819193">
+  <w:num w:numId="22">
     <w:abstractNumId w:val="17"/>
   </w:num>
-  <w:num w:numId="23" w16cid:durableId="707070385">
+  <w:num w:numId="23">
     <w:abstractNumId w:val="2"/>
   </w:num>
-  <w:num w:numId="24" w16cid:durableId="1731882634">
+  <w:num w:numId="24">
     <w:abstractNumId w:val="0"/>
   </w:num>
-  <w:num w:numId="25" w16cid:durableId="250313750">
+  <w:num w:numId="25">
     <w:abstractNumId w:val="19"/>
   </w:num>
-  <w:num w:numId="26" w16cid:durableId="1389842023">
+  <w:num w:numId="26">
     <w:abstractNumId w:val="22"/>
   </w:num>
 </w:numbering>
